--- a/public/resume/cover-letter-embedded.docx
+++ b/public/resume/cover-letter-embedded.docx
@@ -33,7 +33,7 @@
         </w:rPr>
         <w:t xml:space="preserve">✉ </w:t>
       </w:r>
-      <w:hyperlink w:history="1" r:id="rId3-fy94xun2ddvu3itmdty">
+      <w:hyperlink w:history="1" r:id="rIdexs_yny4ygbljnyjtm0oj">
         <w:r>
           <w:rPr>
             <w:rFonts w:ascii="Calibri" w:cs="Calibri" w:eastAsia="Calibri" w:hAnsi="Calibri"/>
@@ -63,7 +63,7 @@
         </w:rPr>
         <w:t xml:space="preserve">• </w:t>
       </w:r>
-      <w:hyperlink w:history="1" r:id="rIden_zg4qgxrq_yi-ksbyth">
+      <w:hyperlink w:history="1" r:id="rIdhspnl5-wamrwzxh0juq6k">
         <w:r>
           <w:rPr>
             <w:rFonts w:ascii="Calibri" w:cs="Calibri" w:eastAsia="Calibri" w:hAnsi="Calibri"/>
@@ -93,7 +93,7 @@
         </w:rPr>
         <w:t xml:space="preserve">⁠in </w:t>
       </w:r>
-      <w:hyperlink w:history="1" r:id="rId7ekg9t_er4pxlbx6cl4bn">
+      <w:hyperlink w:history="1" r:id="rIdpzwh9susqi-lnzq9yv15b">
         <w:r>
           <w:rPr>
             <w:rFonts w:ascii="Calibri" w:cs="Calibri" w:eastAsia="Calibri" w:hAnsi="Calibri"/>
@@ -123,7 +123,7 @@
         </w:rPr>
         <w:t xml:space="preserve">◔ </w:t>
       </w:r>
-      <w:hyperlink w:history="1" r:id="rIdsa_dggmbbxmjfriu8muoq">
+      <w:hyperlink w:history="1" r:id="rIdxzm8_tdjpsdrtayeabfud">
         <w:r>
           <w:rPr>
             <w:rFonts w:ascii="Calibri" w:cs="Calibri" w:eastAsia="Calibri" w:hAnsi="Calibri"/>

--- a/public/resume/cover-letter-embedded.docx
+++ b/public/resume/cover-letter-embedded.docx
@@ -33,7 +33,7 @@
         </w:rPr>
         <w:t xml:space="preserve">✉ </w:t>
       </w:r>
-      <w:hyperlink w:history="1" r:id="rIdexs_yny4ygbljnyjtm0oj">
+      <w:hyperlink w:history="1" r:id="rIdjav26iky6wpshwf3cdms8">
         <w:r>
           <w:rPr>
             <w:rFonts w:ascii="Calibri" w:cs="Calibri" w:eastAsia="Calibri" w:hAnsi="Calibri"/>
@@ -63,7 +63,7 @@
         </w:rPr>
         <w:t xml:space="preserve">• </w:t>
       </w:r>
-      <w:hyperlink w:history="1" r:id="rIdhspnl5-wamrwzxh0juq6k">
+      <w:hyperlink w:history="1" r:id="rId8saznsp5jldw8jh3aetot">
         <w:r>
           <w:rPr>
             <w:rFonts w:ascii="Calibri" w:cs="Calibri" w:eastAsia="Calibri" w:hAnsi="Calibri"/>
@@ -93,7 +93,7 @@
         </w:rPr>
         <w:t xml:space="preserve">⁠in </w:t>
       </w:r>
-      <w:hyperlink w:history="1" r:id="rIdpzwh9susqi-lnzq9yv15b">
+      <w:hyperlink w:history="1" r:id="rIdns_029fkjbd-budhkxyoz">
         <w:r>
           <w:rPr>
             <w:rFonts w:ascii="Calibri" w:cs="Calibri" w:eastAsia="Calibri" w:hAnsi="Calibri"/>
@@ -123,7 +123,7 @@
         </w:rPr>
         <w:t xml:space="preserve">◔ </w:t>
       </w:r>
-      <w:hyperlink w:history="1" r:id="rIdxzm8_tdjpsdrtayeabfud">
+      <w:hyperlink w:history="1" r:id="rId81i3qf_fwig9emrb3gbci">
         <w:r>
           <w:rPr>
             <w:rFonts w:ascii="Calibri" w:cs="Calibri" w:eastAsia="Calibri" w:hAnsi="Calibri"/>
